--- a/Lighting/LED/template 2.docx
+++ b/Lighting/LED/template 2.docx
@@ -1,6 +1,6 @@
 
 <file path=word/document.xml><?xml version="1.0" encoding="utf-8"?>
-<w:document xmlns:wpc="http://schemas.microsoft.com/office/word/2010/wordprocessingCanvas" xmlns:cx="http://schemas.microsoft.com/office/drawing/2014/chartex" xmlns:cx1="http://schemas.microsoft.com/office/drawing/2015/9/8/chartex" xmlns:cx2="http://schemas.microsoft.com/office/drawing/2015/10/21/chartex" xmlns:cx3="http://schemas.microsoft.com/office/drawing/2016/5/9/chartex" xmlns:cx4="http://schemas.microsoft.com/office/drawing/2016/5/10/chartex" xmlns:cx5="http://schemas.microsoft.com/office/drawing/2016/5/11/chartex" xmlns:cx6="http://schemas.microsoft.com/office/drawing/2016/5/12/chartex" xmlns:cx7="http://schemas.microsoft.com/office/drawing/2016/5/13/chartex" xmlns:cx8="http://schemas.microsoft.com/office/drawing/2016/5/14/chartex" xmlns:mc="http://schemas.openxmlformats.org/markup-compatibility/2006" xmlns:aink="http://schemas.microsoft.com/office/drawing/2016/ink" xmlns:am3d="http://schemas.microsoft.com/office/drawing/2017/model3d" xmlns:o="urn:schemas-microsoft-com:office:office" xmlns:oel="http://schemas.microsoft.com/office/2019/extlst" xmlns:r="http://schemas.openxmlformats.org/officeDocument/2006/relationships" xmlns:m="http://schemas.openxmlformats.org/officeDocument/2006/math" xmlns:v="urn:schemas-microsoft-com:vml" xmlns:wp14="http://schemas.microsoft.com/office/word/2010/wordprocessingDrawing" xmlns:wp="http://schemas.openxmlformats.org/drawingml/2006/wordprocessingDrawing" xmlns:w10="urn:schemas-microsoft-com:office:word" xmlns:w="http://schemas.openxmlformats.org/wordprocessingml/2006/main" xmlns:w14="http://schemas.microsoft.com/office/word/2010/wordml" xmlns:w15="http://schemas.microsoft.com/office/word/2012/wordml" xmlns:w16cex="http://schemas.microsoft.com/office/word/2018/wordml/cex" xmlns:w16cid="http://schemas.microsoft.com/office/word/2016/wordml/cid" xmlns:w16="http://schemas.microsoft.com/office/word/2018/wordml" xmlns:w16sdtdh="http://schemas.microsoft.com/office/word/2020/wordml/sdtdatahash" xmlns:w16se="http://schemas.microsoft.com/office/word/2015/wordml/symex" xmlns:wpg="http://schemas.microsoft.com/office/word/2010/wordprocessingGroup" xmlns:wpi="http://schemas.microsoft.com/office/word/2010/wordprocessingInk" xmlns:wne="http://schemas.microsoft.com/office/word/2006/wordml" xmlns:wps="http://schemas.microsoft.com/office/word/2010/wordprocessingShape" mc:Ignorable="w14 w15 w16se w16cid w16 w16cex w16sdtdh wp14">
+<w:document xmlns:wpc="http://schemas.microsoft.com/office/word/2010/wordprocessingCanvas" xmlns:cx="http://schemas.microsoft.com/office/drawing/2014/chartex" xmlns:cx1="http://schemas.microsoft.com/office/drawing/2015/9/8/chartex" xmlns:cx2="http://schemas.microsoft.com/office/drawing/2015/10/21/chartex" xmlns:cx3="http://schemas.microsoft.com/office/drawing/2016/5/9/chartex" xmlns:cx4="http://schemas.microsoft.com/office/drawing/2016/5/10/chartex" xmlns:cx5="http://schemas.microsoft.com/office/drawing/2016/5/11/chartex" xmlns:cx6="http://schemas.microsoft.com/office/drawing/2016/5/12/chartex" xmlns:cx7="http://schemas.microsoft.com/office/drawing/2016/5/13/chartex" xmlns:cx8="http://schemas.microsoft.com/office/drawing/2016/5/14/chartex" xmlns:mc="http://schemas.openxmlformats.org/markup-compatibility/2006" xmlns:aink="http://schemas.microsoft.com/office/drawing/2016/ink" xmlns:am3d="http://schemas.microsoft.com/office/drawing/2017/model3d" xmlns:o="urn:schemas-microsoft-com:office:office" xmlns:oel="http://schemas.microsoft.com/office/2019/extlst" xmlns:r="http://schemas.openxmlformats.org/officeDocument/2006/relationships" xmlns:m="http://schemas.openxmlformats.org/officeDocument/2006/math" xmlns:v="urn:schemas-microsoft-com:vml" xmlns:wp14="http://schemas.microsoft.com/office/word/2010/wordprocessingDrawing" xmlns:wp="http://schemas.openxmlformats.org/drawingml/2006/wordprocessingDrawing" xmlns:w10="urn:schemas-microsoft-com:office:word" xmlns:w="http://schemas.openxmlformats.org/wordprocessingml/2006/main" xmlns:w14="http://schemas.microsoft.com/office/word/2010/wordml" xmlns:w15="http://schemas.microsoft.com/office/word/2012/wordml" xmlns:w16cex="http://schemas.microsoft.com/office/word/2018/wordml/cex" xmlns:w16cid="http://schemas.microsoft.com/office/word/2016/wordml/cid" xmlns:w16="http://schemas.microsoft.com/office/word/2018/wordml" xmlns:w16du="http://schemas.microsoft.com/office/word/2023/wordml/word16du" xmlns:w16sdtdh="http://schemas.microsoft.com/office/word/2020/wordml/sdtdatahash" xmlns:w16sdtfl="http://schemas.microsoft.com/office/word/2024/wordml/sdtformatlock" xmlns:w16se="http://schemas.microsoft.com/office/word/2015/wordml/symex" xmlns:wpg="http://schemas.microsoft.com/office/word/2010/wordprocessingGroup" xmlns:wpi="http://schemas.microsoft.com/office/word/2010/wordprocessingInk" xmlns:wne="http://schemas.microsoft.com/office/word/2006/wordml" xmlns:wps="http://schemas.microsoft.com/office/word/2010/wordprocessingShape" mc:Ignorable="w14 w15 w16se w16cid w16 w16cex w16sdtdh w16sdtfl w16du wp14">
   <w:body>
     <w:p>
       <w:pPr>
@@ -75,12 +75,14 @@
         </w:rPr>
         <w:t xml:space="preserve"> in ${AREA} with LED bulbs </w:t>
       </w:r>
+      <w:proofErr w:type="gramStart"/>
       <w:r>
         <w:rPr>
           <w:color w:val="000000"/>
         </w:rPr>
         <w:t>is</w:t>
       </w:r>
+      <w:proofErr w:type="gramEnd"/>
       <w:r>
         <w:rPr>
           <w:color w:val="000000"/>
@@ -188,7 +190,13 @@
         <w:t xml:space="preserve"> </w:t>
       </w:r>
       <w:r>
-        <w:t>(CN</w:t>
+        <w:t>(</w:t>
+      </w:r>
+      <w:r>
+        <w:t>(</w:t>
+      </w:r>
+      <w:r>
+        <w:t>CN</w:t>
       </w:r>
       <w:r>
         <w:rPr>
@@ -240,94 +248,65 @@
         <w:t>}</w:t>
       </w:r>
       <w:r>
+        <w:t xml:space="preserve"> - PN</w:t>
+      </w:r>
+      <w:r>
+        <w:rPr>
+          <w:vertAlign w:val="subscript"/>
+        </w:rPr>
+        <w:t>${</w:t>
+      </w:r>
+      <w:proofErr w:type="spellStart"/>
+      <w:r>
+        <w:rPr>
+          <w:vertAlign w:val="subscript"/>
+        </w:rPr>
+        <w:t>i</w:t>
+      </w:r>
+      <w:proofErr w:type="spellEnd"/>
+      <w:r>
+        <w:rPr>
+          <w:vertAlign w:val="subscript"/>
+        </w:rPr>
+        <w:t>}</w:t>
+      </w:r>
+      <w:r>
         <w:t xml:space="preserve"> </w:t>
       </w:r>
       <w:r>
         <w:sym w:font="Symbol" w:char="F0B4"/>
       </w:r>
       <w:r>
-        <w:t xml:space="preserve"> COH</w:t>
-      </w:r>
-      <w:r>
-        <w:rPr>
-          <w:vertAlign w:val="subscript"/>
-        </w:rPr>
-        <w:t>${</w:t>
-      </w:r>
-      <w:proofErr w:type="spellStart"/>
-      <w:r>
-        <w:rPr>
-          <w:vertAlign w:val="subscript"/>
-        </w:rPr>
-        <w:t>i</w:t>
-      </w:r>
-      <w:proofErr w:type="spellEnd"/>
-      <w:r>
-        <w:rPr>
-          <w:vertAlign w:val="subscript"/>
-        </w:rPr>
-        <w:t>}</w:t>
-      </w:r>
-      <w:r>
-        <w:t xml:space="preserve"> - PN</w:t>
-      </w:r>
-      <w:r>
-        <w:rPr>
-          <w:vertAlign w:val="subscript"/>
-        </w:rPr>
-        <w:t>${</w:t>
-      </w:r>
-      <w:proofErr w:type="spellStart"/>
-      <w:r>
-        <w:rPr>
-          <w:vertAlign w:val="subscript"/>
-        </w:rPr>
-        <w:t>i</w:t>
-      </w:r>
-      <w:proofErr w:type="spellEnd"/>
-      <w:r>
-        <w:rPr>
-          <w:vertAlign w:val="subscript"/>
-        </w:rPr>
-        <w:t>}</w:t>
-      </w:r>
-      <w:r>
-        <w:t xml:space="preserve"> </w:t>
+        <w:t xml:space="preserve"> PPR</w:t>
+      </w:r>
+      <w:r>
+        <w:rPr>
+          <w:vertAlign w:val="subscript"/>
+        </w:rPr>
+        <w:t>${</w:t>
+      </w:r>
+      <w:proofErr w:type="spellStart"/>
+      <w:r>
+        <w:rPr>
+          <w:vertAlign w:val="subscript"/>
+        </w:rPr>
+        <w:t>i</w:t>
+      </w:r>
+      <w:proofErr w:type="spellEnd"/>
+      <w:r>
+        <w:rPr>
+          <w:vertAlign w:val="subscript"/>
+        </w:rPr>
+        <w:t>}</w:t>
+      </w:r>
+      <w:r>
+        <w:t xml:space="preserve">) </w:t>
       </w:r>
       <w:r>
         <w:sym w:font="Symbol" w:char="F0B4"/>
       </w:r>
       <w:r>
-        <w:t xml:space="preserve"> PPR</w:t>
-      </w:r>
-      <w:r>
-        <w:rPr>
-          <w:vertAlign w:val="subscript"/>
-        </w:rPr>
-        <w:t>${</w:t>
-      </w:r>
-      <w:proofErr w:type="spellStart"/>
-      <w:r>
-        <w:rPr>
-          <w:vertAlign w:val="subscript"/>
-        </w:rPr>
-        <w:t>i</w:t>
-      </w:r>
-      <w:proofErr w:type="spellEnd"/>
-      <w:r>
-        <w:rPr>
-          <w:vertAlign w:val="subscript"/>
-        </w:rPr>
-        <w:t>}</w:t>
-      </w:r>
-      <w:r>
-        <w:t xml:space="preserve"> </w:t>
-      </w:r>
-      <w:r>
-        <w:sym w:font="Symbol" w:char="F0B4"/>
-      </w:r>
-      <w:r>
-        <w:t xml:space="preserve"> POH</w:t>
+        <w:t xml:space="preserve"> OH</w:t>
       </w:r>
       <w:r>
         <w:rPr>
@@ -378,6 +357,7 @@
           <w:szCs w:val="21"/>
         </w:rPr>
       </w:pPr>
+      <w:proofErr w:type="gramStart"/>
       <w:r>
         <w:rPr>
           <w:iCs/>
@@ -390,6 +370,7 @@
         </w:rPr>
         <w:t>here</w:t>
       </w:r>
+      <w:proofErr w:type="gramEnd"/>
       <w:r>
         <w:rPr>
           <w:iCs/>
@@ -487,6 +468,99 @@
       </w:r>
       <w:r>
         <w:t xml:space="preserve"> ${C</w:t>
+      </w:r>
+      <w:r>
+        <w:t>PR</w:t>
+      </w:r>
+      <w:r>
+        <w:t>} W</w:t>
+      </w:r>
+    </w:p>
+    <w:p>
+      <w:pPr>
+        <w:spacing w:line="360" w:lineRule="auto"/>
+        <w:jc w:val="both"/>
+      </w:pPr>
+      <w:r>
+        <w:tab/>
+      </w:r>
+      <w:r>
+        <w:t>PN</w:t>
+      </w:r>
+      <w:r>
+        <w:rPr>
+          <w:vertAlign w:val="subscript"/>
+        </w:rPr>
+        <w:t>${</w:t>
+      </w:r>
+      <w:proofErr w:type="spellStart"/>
+      <w:r>
+        <w:rPr>
+          <w:vertAlign w:val="subscript"/>
+        </w:rPr>
+        <w:t>i</w:t>
+      </w:r>
+      <w:proofErr w:type="spellEnd"/>
+      <w:r>
+        <w:rPr>
+          <w:vertAlign w:val="subscript"/>
+        </w:rPr>
+        <w:t>}</w:t>
+      </w:r>
+      <w:r>
+        <w:tab/>
+        <w:t>= Proposed number of LED bulbs</w:t>
+      </w:r>
+      <w:r>
+        <w:t>:</w:t>
+      </w:r>
+      <w:r>
+        <w:t xml:space="preserve"> ${PN}</w:t>
+      </w:r>
+    </w:p>
+    <w:p>
+      <w:pPr>
+        <w:spacing w:line="360" w:lineRule="auto"/>
+        <w:jc w:val="both"/>
+      </w:pPr>
+      <w:r>
+        <w:tab/>
+      </w:r>
+      <w:r>
+        <w:t>P</w:t>
+      </w:r>
+      <w:r>
+        <w:t>PR</w:t>
+      </w:r>
+      <w:r>
+        <w:rPr>
+          <w:vertAlign w:val="subscript"/>
+        </w:rPr>
+        <w:t>${</w:t>
+      </w:r>
+      <w:proofErr w:type="spellStart"/>
+      <w:r>
+        <w:rPr>
+          <w:vertAlign w:val="subscript"/>
+        </w:rPr>
+        <w:t>i</w:t>
+      </w:r>
+      <w:proofErr w:type="spellEnd"/>
+      <w:r>
+        <w:rPr>
+          <w:vertAlign w:val="subscript"/>
+        </w:rPr>
+        <w:t>}</w:t>
+      </w:r>
+      <w:r>
+        <w:tab/>
+        <w:t>= Power rating of proposed LED bulbs in ${AREA}</w:t>
+      </w:r>
+      <w:r>
+        <w:t>:</w:t>
+      </w:r>
+      <w:r>
+        <w:t xml:space="preserve"> ${P</w:t>
       </w:r>
       <w:r>
         <w:t>PR</w:t>
@@ -502,37 +576,59 @@
         <w:jc w:val="both"/>
       </w:pPr>
       <w:r>
-        <w:t>COH</w:t>
-      </w:r>
-      <w:r>
-        <w:rPr>
-          <w:vertAlign w:val="subscript"/>
-        </w:rPr>
-        <w:t>${</w:t>
-      </w:r>
-      <w:proofErr w:type="spellStart"/>
-      <w:r>
-        <w:rPr>
-          <w:vertAlign w:val="subscript"/>
-        </w:rPr>
-        <w:t>i</w:t>
-      </w:r>
-      <w:proofErr w:type="spellEnd"/>
-      <w:r>
-        <w:rPr>
-          <w:vertAlign w:val="subscript"/>
-        </w:rPr>
-        <w:t>}</w:t>
-      </w:r>
-      <w:r>
-        <w:tab/>
-        <w:t>= Current Operating hours of lights in ${AREA}</w:t>
+        <w:t>OH</w:t>
+      </w:r>
+      <w:r>
+        <w:rPr>
+          <w:vertAlign w:val="subscript"/>
+        </w:rPr>
+        <w:t>${</w:t>
+      </w:r>
+      <w:proofErr w:type="spellStart"/>
+      <w:r>
+        <w:rPr>
+          <w:vertAlign w:val="subscript"/>
+        </w:rPr>
+        <w:t>i</w:t>
+      </w:r>
+      <w:proofErr w:type="spellEnd"/>
+      <w:r>
+        <w:rPr>
+          <w:vertAlign w:val="subscript"/>
+        </w:rPr>
+        <w:t>}</w:t>
+      </w:r>
+      <w:r>
+        <w:tab/>
+      </w:r>
+      <w:r>
+        <w:t xml:space="preserve">= </w:t>
+      </w:r>
+      <w:r>
+        <w:t>O</w:t>
+      </w:r>
+      <w:r>
+        <w:t>perating hours of lights in ${AREA}</w:t>
       </w:r>
       <w:r>
         <w:t>:</w:t>
       </w:r>
       <w:r>
-        <w:t xml:space="preserve"> ${COH} </w:t>
+        <w:t xml:space="preserve"> ${OH} h</w:t>
+      </w:r>
+      <w:proofErr w:type="spellStart"/>
+      <w:r>
+        <w:t>rs</w:t>
+      </w:r>
+      <w:proofErr w:type="spellEnd"/>
+      <w:r>
+        <w:t>/yr</w:t>
+      </w:r>
+      <w:r>
+        <w:t xml:space="preserve"> (${HR}</w:t>
+      </w:r>
+      <w:r>
+        <w:t xml:space="preserve"> </w:t>
       </w:r>
       <w:proofErr w:type="spellStart"/>
       <w:r>
@@ -542,246 +638,30 @@
       <w:r>
         <w:t>/</w:t>
       </w:r>
-      <w:proofErr w:type="spellStart"/>
-      <w:r>
-        <w:t>yr</w:t>
-      </w:r>
-      <w:proofErr w:type="spellEnd"/>
-      <w:r>
-        <w:t xml:space="preserve"> (${CHR}</w:t>
-      </w:r>
-      <w:r>
-        <w:t xml:space="preserve"> </w:t>
-      </w:r>
-      <w:proofErr w:type="spellStart"/>
-      <w:r>
-        <w:t>hrs</w:t>
-      </w:r>
-      <w:proofErr w:type="spellEnd"/>
+      <w:r>
+        <w:t>day, ${DY} days</w:t>
+      </w:r>
       <w:r>
         <w:t>/</w:t>
       </w:r>
-      <w:r>
-        <w:t>day, ${CDY} days</w:t>
-      </w:r>
+      <w:proofErr w:type="spellStart"/>
+      <w:r>
+        <w:t>wk</w:t>
+      </w:r>
+      <w:proofErr w:type="spellEnd"/>
+      <w:r>
+        <w:t xml:space="preserve">, ${WK} </w:t>
+      </w:r>
+      <w:proofErr w:type="spellStart"/>
+      <w:r>
+        <w:t>wks</w:t>
+      </w:r>
+      <w:proofErr w:type="spellEnd"/>
       <w:r>
         <w:t>/</w:t>
       </w:r>
-      <w:proofErr w:type="spellStart"/>
-      <w:r>
-        <w:t>wk</w:t>
-      </w:r>
-      <w:proofErr w:type="spellEnd"/>
-      <w:r>
-        <w:t xml:space="preserve">, ${CWK} </w:t>
-      </w:r>
-      <w:proofErr w:type="spellStart"/>
-      <w:r>
-        <w:t>wks</w:t>
-      </w:r>
-      <w:proofErr w:type="spellEnd"/>
-      <w:r>
-        <w:t>/</w:t>
-      </w:r>
-      <w:proofErr w:type="spellStart"/>
-      <w:r>
-        <w:t>yr</w:t>
-      </w:r>
-      <w:proofErr w:type="spellEnd"/>
-      <w:r>
-        <w:t>)</w:t>
-      </w:r>
-    </w:p>
-    <w:p>
-      <w:pPr>
-        <w:spacing w:line="360" w:lineRule="auto"/>
-        <w:jc w:val="both"/>
-      </w:pPr>
-      <w:r>
-        <w:tab/>
-      </w:r>
-      <w:r>
-        <w:t>PN</w:t>
-      </w:r>
-      <w:r>
-        <w:rPr>
-          <w:vertAlign w:val="subscript"/>
-        </w:rPr>
-        <w:t>${</w:t>
-      </w:r>
-      <w:proofErr w:type="spellStart"/>
-      <w:r>
-        <w:rPr>
-          <w:vertAlign w:val="subscript"/>
-        </w:rPr>
-        <w:t>i</w:t>
-      </w:r>
-      <w:proofErr w:type="spellEnd"/>
-      <w:r>
-        <w:rPr>
-          <w:vertAlign w:val="subscript"/>
-        </w:rPr>
-        <w:t>}</w:t>
-      </w:r>
-      <w:r>
-        <w:tab/>
-        <w:t>= Proposed number of LED bulbs</w:t>
-      </w:r>
-      <w:r>
-        <w:t>:</w:t>
-      </w:r>
-      <w:r>
-        <w:t xml:space="preserve"> ${PN}</w:t>
-      </w:r>
-    </w:p>
-    <w:p>
-      <w:pPr>
-        <w:spacing w:line="360" w:lineRule="auto"/>
-        <w:jc w:val="both"/>
-      </w:pPr>
-      <w:r>
-        <w:tab/>
-      </w:r>
-      <w:r>
-        <w:t>P</w:t>
-      </w:r>
-      <w:r>
-        <w:t>PR</w:t>
-      </w:r>
-      <w:r>
-        <w:rPr>
-          <w:vertAlign w:val="subscript"/>
-        </w:rPr>
-        <w:t>${</w:t>
-      </w:r>
-      <w:proofErr w:type="spellStart"/>
-      <w:r>
-        <w:rPr>
-          <w:vertAlign w:val="subscript"/>
-        </w:rPr>
-        <w:t>i</w:t>
-      </w:r>
-      <w:proofErr w:type="spellEnd"/>
-      <w:r>
-        <w:rPr>
-          <w:vertAlign w:val="subscript"/>
-        </w:rPr>
-        <w:t>}</w:t>
-      </w:r>
-      <w:r>
-        <w:tab/>
-        <w:t>= Power rating of proposed LED bulbs in ${AREA}</w:t>
-      </w:r>
-      <w:r>
-        <w:t>:</w:t>
-      </w:r>
-      <w:r>
-        <w:t xml:space="preserve"> ${P</w:t>
-      </w:r>
-      <w:r>
-        <w:t>PR</w:t>
-      </w:r>
-      <w:r>
-        <w:t>} W</w:t>
-      </w:r>
-    </w:p>
-    <w:p>
-      <w:pPr>
-        <w:spacing w:line="360" w:lineRule="auto"/>
-        <w:ind w:left="1440" w:hanging="720"/>
-        <w:jc w:val="both"/>
-      </w:pPr>
-      <w:r>
-        <w:t>POH</w:t>
-      </w:r>
-      <w:r>
-        <w:rPr>
-          <w:vertAlign w:val="subscript"/>
-        </w:rPr>
-        <w:t>${</w:t>
-      </w:r>
-      <w:proofErr w:type="spellStart"/>
-      <w:r>
-        <w:rPr>
-          <w:vertAlign w:val="subscript"/>
-        </w:rPr>
-        <w:t>i</w:t>
-      </w:r>
-      <w:proofErr w:type="spellEnd"/>
-      <w:r>
-        <w:rPr>
-          <w:vertAlign w:val="subscript"/>
-        </w:rPr>
-        <w:t>}</w:t>
-      </w:r>
-      <w:r>
-        <w:tab/>
-      </w:r>
-      <w:r>
-        <w:t>= Proposed operating hours of lights in ${AREA}</w:t>
-      </w:r>
-      <w:r>
-        <w:t>:</w:t>
-      </w:r>
-      <w:r>
-        <w:t xml:space="preserve"> ${POH} </w:t>
-      </w:r>
-      <w:proofErr w:type="spellStart"/>
-      <w:r>
-        <w:t>hrs</w:t>
-      </w:r>
-      <w:proofErr w:type="spellEnd"/>
-      <w:r>
-        <w:t>/</w:t>
-      </w:r>
-      <w:proofErr w:type="spellStart"/>
-      <w:r>
-        <w:t>yr</w:t>
-      </w:r>
-      <w:proofErr w:type="spellEnd"/>
-      <w:r>
-        <w:t xml:space="preserve"> (${PHR}</w:t>
-      </w:r>
-      <w:r>
-        <w:t xml:space="preserve"> </w:t>
-      </w:r>
-      <w:proofErr w:type="spellStart"/>
-      <w:r>
-        <w:t>hrs</w:t>
-      </w:r>
-      <w:proofErr w:type="spellEnd"/>
-      <w:r>
-        <w:t>/</w:t>
-      </w:r>
-      <w:r>
-        <w:t>day, ${PDY} days</w:t>
-      </w:r>
-      <w:r>
-        <w:t>/</w:t>
-      </w:r>
-      <w:proofErr w:type="spellStart"/>
-      <w:r>
-        <w:t>wk</w:t>
-      </w:r>
-      <w:proofErr w:type="spellEnd"/>
-      <w:r>
-        <w:t xml:space="preserve">, ${PWK} </w:t>
-      </w:r>
-      <w:proofErr w:type="spellStart"/>
-      <w:r>
-        <w:t>wks</w:t>
-      </w:r>
-      <w:proofErr w:type="spellEnd"/>
-      <w:r>
-        <w:t>/</w:t>
-      </w:r>
-      <w:proofErr w:type="spellStart"/>
-      <w:r>
-        <w:t>yr</w:t>
-      </w:r>
-      <w:proofErr w:type="spellEnd"/>
-      <w:r>
-        <w:t>)</w:t>
+      <w:r>
+        <w:t>yr)</w:t>
       </w:r>
     </w:p>
     <w:p>
@@ -896,19 +776,40 @@
         <w:t xml:space="preserve">= </w:t>
       </w:r>
       <w:r>
-        <w:t xml:space="preserve">(${CN} </w:t>
+        <w:t>(</w:t>
+      </w:r>
+      <w:r>
+        <w:t>(</w:t>
+      </w:r>
+      <w:r>
+        <w:t xml:space="preserve">${CN} </w:t>
       </w:r>
       <w:r>
         <w:sym w:font="Symbol" w:char="F0B4"/>
       </w:r>
       <w:r>
-        <w:t xml:space="preserve"> ${CPR} W </w:t>
+        <w:t xml:space="preserve"> ${CPR} W - ${PN} </w:t>
       </w:r>
       <w:r>
         <w:sym w:font="Symbol" w:char="F0B4"/>
       </w:r>
       <w:r>
-        <w:t xml:space="preserve"> ${COH} </w:t>
+        <w:t xml:space="preserve"> ${PPR} W</w:t>
+      </w:r>
+      <w:r>
+        <w:t>)</w:t>
+      </w:r>
+      <w:r>
+        <w:t xml:space="preserve"> </w:t>
+      </w:r>
+      <w:r>
+        <w:sym w:font="Symbol" w:char="F0B4"/>
+      </w:r>
+      <w:r>
+        <w:t xml:space="preserve"> ${OH}</w:t>
+      </w:r>
+      <w:r>
+        <w:t xml:space="preserve"> </w:t>
       </w:r>
       <w:proofErr w:type="spellStart"/>
       <w:r>
@@ -916,46 +817,7 @@
       </w:r>
       <w:proofErr w:type="spellEnd"/>
       <w:r>
-        <w:t>/</w:t>
-      </w:r>
-      <w:proofErr w:type="spellStart"/>
-      <w:r>
-        <w:t>yr</w:t>
-      </w:r>
-      <w:proofErr w:type="spellEnd"/>
-      <w:r>
-        <w:t xml:space="preserve"> - ${PN} </w:t>
-      </w:r>
-      <w:r>
-        <w:sym w:font="Symbol" w:char="F0B4"/>
-      </w:r>
-      <w:r>
-        <w:t xml:space="preserve"> ${PPR} W </w:t>
-      </w:r>
-      <w:r>
-        <w:sym w:font="Symbol" w:char="F0B4"/>
-      </w:r>
-      <w:r>
-        <w:t xml:space="preserve"> ${POH}</w:t>
-      </w:r>
-      <w:r>
-        <w:t xml:space="preserve"> </w:t>
-      </w:r>
-      <w:proofErr w:type="spellStart"/>
-      <w:r>
-        <w:t>hrs</w:t>
-      </w:r>
-      <w:proofErr w:type="spellEnd"/>
-      <w:r>
-        <w:t>/</w:t>
-      </w:r>
-      <w:proofErr w:type="spellStart"/>
-      <w:r>
-        <w:t>yr</w:t>
-      </w:r>
-      <w:proofErr w:type="spellEnd"/>
-      <w:r>
-        <w:t>)</w:t>
+        <w:t>/yr)</w:t>
       </w:r>
       <w:r>
         <w:t xml:space="preserve"> / </w:t>
@@ -1246,12 +1108,14 @@
         <w:spacing w:line="360" w:lineRule="auto"/>
         <w:jc w:val="both"/>
       </w:pPr>
+      <w:proofErr w:type="gramStart"/>
       <w:r>
         <w:t>w</w:t>
       </w:r>
       <w:r>
         <w:t>here</w:t>
       </w:r>
+      <w:proofErr w:type="gramEnd"/>
       <w:r>
         <w:t>,</w:t>
       </w:r>
@@ -1363,7 +1227,15 @@
         <w:t>,</w:t>
       </w:r>
       <w:r>
-        <w:t xml:space="preserve"> is calculated as follows:</w:t>
+        <w:t xml:space="preserve"> </w:t>
+      </w:r>
+      <w:proofErr w:type="gramStart"/>
+      <w:r>
+        <w:t>is</w:t>
+      </w:r>
+      <w:proofErr w:type="gramEnd"/>
+      <w:r>
+        <w:t xml:space="preserve"> calculated as follows:</w:t>
       </w:r>
     </w:p>
     <w:p>
@@ -1460,15 +1332,7 @@
       </w:r>
       <w:proofErr w:type="spellEnd"/>
       <w:r>
-        <w:t>/</w:t>
-      </w:r>
-      <w:proofErr w:type="spellStart"/>
-      <w:r>
-        <w:t>yr</w:t>
-      </w:r>
-      <w:proofErr w:type="spellEnd"/>
-      <w:r>
-        <w:t xml:space="preserve"> </w:t>
+        <w:t xml:space="preserve">/yr </w:t>
       </w:r>
       <w:r>
         <w:t xml:space="preserve">/ </w:t>
@@ -1519,7 +1383,7 @@
 </file>
 
 <file path=word/styles.xml><?xml version="1.0" encoding="utf-8"?>
-<w:styles xmlns:mc="http://schemas.openxmlformats.org/markup-compatibility/2006" xmlns:r="http://schemas.openxmlformats.org/officeDocument/2006/relationships" xmlns:w="http://schemas.openxmlformats.org/wordprocessingml/2006/main" xmlns:w14="http://schemas.microsoft.com/office/word/2010/wordml" xmlns:w15="http://schemas.microsoft.com/office/word/2012/wordml" xmlns:w16cex="http://schemas.microsoft.com/office/word/2018/wordml/cex" xmlns:w16cid="http://schemas.microsoft.com/office/word/2016/wordml/cid" xmlns:w16="http://schemas.microsoft.com/office/word/2018/wordml" xmlns:w16sdtdh="http://schemas.microsoft.com/office/word/2020/wordml/sdtdatahash" xmlns:w16se="http://schemas.microsoft.com/office/word/2015/wordml/symex" mc:Ignorable="w14 w15 w16se w16cid w16 w16cex w16sdtdh">
+<w:styles xmlns:mc="http://schemas.openxmlformats.org/markup-compatibility/2006" xmlns:r="http://schemas.openxmlformats.org/officeDocument/2006/relationships" xmlns:w="http://schemas.openxmlformats.org/wordprocessingml/2006/main" xmlns:w14="http://schemas.microsoft.com/office/word/2010/wordml" xmlns:w15="http://schemas.microsoft.com/office/word/2012/wordml" xmlns:w16cex="http://schemas.microsoft.com/office/word/2018/wordml/cex" xmlns:w16cid="http://schemas.microsoft.com/office/word/2016/wordml/cid" xmlns:w16="http://schemas.microsoft.com/office/word/2018/wordml" xmlns:w16du="http://schemas.microsoft.com/office/word/2023/wordml/word16du" xmlns:w16sdtdh="http://schemas.microsoft.com/office/word/2020/wordml/sdtdatahash" xmlns:w16sdtfl="http://schemas.microsoft.com/office/word/2024/wordml/sdtformatlock" xmlns:w16se="http://schemas.microsoft.com/office/word/2015/wordml/symex" mc:Ignorable="w14 w15 w16se w16cid w16 w16cex w16sdtdh w16sdtfl w16du">
   <w:docDefaults>
     <w:rPrDefault>
       <w:rPr>
